--- a/(e)CRF/Per protocolnaam/41_InterviewGuidePatient.docx
+++ b/(e)CRF/Per protocolnaam/41_InterviewGuidePatient.docx
@@ -628,6 +628,7 @@
           <w:lang w:val="nl-BE"/>
         </w:rPr>
       </w:pPr>
+      <w:commentRangeStart w:id="0"/>
       <w:r>
         <w:rPr>
           <w:rFonts w:cstheme="minorHAnsi"/>
@@ -636,9 +637,32 @@
           <w:szCs w:val="24"/>
           <w:lang w:val="nl-BE"/>
         </w:rPr>
-        <w:t xml:space="preserve">Dit interview zal maximaal anderhalf tot twee uur duren. Indien nodig zullen we na ongeveer een uur een korte pauze inlassen. Ik zal je een aantal vragen stellen waarop je vrij kan antwoorden. Als je een bepaalde vraag niet wenst te beantwoorden, ben je daar uiteraard niet toe verplicht. Daarnaast kan je op elk moment beslissen om het interview stop te zetten, zonder dat je hiervoor een reden hoeft op te geven. Je mag tijdens het interview steeds verduidelijking vragen over de gestelde vragen. Het interview zal, mits jouw toestemming, opgenomen worden zodat het nadien kan worden uitgeschreven. Na transcriptie wordt het interview volledig </w:t>
-      </w:r>
-      <w:proofErr w:type="spellStart"/>
+        <w:t xml:space="preserve">Dit interview zal </w:t>
+      </w:r>
+      <w:del w:id="1000" w:author="Janou De Buyser" w:date="2026-10-25T10:00:00Z">
+        <w:r>
+          <w:rPr>
+            <w:rFonts w:cstheme="minorHAnsi"/>
+            <w:color w:val="24303B"/>
+            <w:sz w:val="24"/>
+            <w:szCs w:val="24"/>
+            <w:lang w:val="nl-BE"/>
+          </w:rPr>
+          <w:delText xml:space="preserve">maximaal anderhalf tot twee uur duren. Indien nodig zullen we na ongeveer een uur een korte pauze inlassen.</w:delText>
+        </w:r>
+      </w:del>
+      <w:ins w:id="1001" w:author="Janou De Buyser" w:date="2026-10-25T10:00:00Z">
+        <w:r>
+          <w:rPr>
+            <w:rFonts w:cstheme="minorHAnsi"/>
+            <w:color w:val="24303B"/>
+            <w:sz w:val="24"/>
+            <w:szCs w:val="24"/>
+            <w:lang w:val="nl-BE"/>
+          </w:rPr>
+          <w:t xml:space="preserve">ongeveer 45 minuten duren. Indien nodig lassen we een korte pauze in.</w:t>
+        </w:r>
+      </w:ins>
       <w:r>
         <w:rPr>
           <w:rFonts w:cstheme="minorHAnsi"/>
@@ -647,9 +671,32 @@
           <w:szCs w:val="24"/>
           <w:lang w:val="nl-BE"/>
         </w:rPr>
-        <w:t>gepseudonimiseerd</w:t>
-      </w:r>
-      <w:proofErr w:type="spellEnd"/>
+        <w:t xml:space="preserve"> Ik zal </w:t>
+      </w:r>
+      <w:del w:id="1002" w:author="Janou De Buyser" w:date="2026-10-25T10:00:00Z">
+        <w:r>
+          <w:rPr>
+            <w:rFonts w:cstheme="minorHAnsi"/>
+            <w:color w:val="24303B"/>
+            <w:sz w:val="24"/>
+            <w:szCs w:val="24"/>
+            <w:lang w:val="nl-BE"/>
+          </w:rPr>
+          <w:delText xml:space="preserve">je een aantal</w:delText>
+        </w:r>
+      </w:del>
+      <w:ins w:id="1003" w:author="Janou De Buyser" w:date="2026-10-25T10:00:00Z">
+        <w:r>
+          <w:rPr>
+            <w:rFonts w:cstheme="minorHAnsi"/>
+            <w:color w:val="24303B"/>
+            <w:sz w:val="24"/>
+            <w:szCs w:val="24"/>
+            <w:lang w:val="nl-BE"/>
+          </w:rPr>
+          <w:t xml:space="preserve">u een aantal</w:t>
+        </w:r>
+      </w:ins>
       <w:r>
         <w:rPr>
           <w:rFonts w:cstheme="minorHAnsi"/>
@@ -658,7 +705,274 @@
           <w:szCs w:val="24"/>
           <w:lang w:val="nl-BE"/>
         </w:rPr>
+        <w:t xml:space="preserve"> vragen stellen </w:t>
+      </w:r>
+      <w:del w:id="1004" w:author="Janou De Buyser" w:date="2026-10-25T10:00:00Z">
+        <w:r>
+          <w:rPr>
+            <w:rFonts w:cstheme="minorHAnsi"/>
+            <w:color w:val="24303B"/>
+            <w:sz w:val="24"/>
+            <w:szCs w:val="24"/>
+            <w:lang w:val="nl-BE"/>
+          </w:rPr>
+          <w:delText xml:space="preserve">waarop je vrij</w:delText>
+        </w:r>
+      </w:del>
+      <w:ins w:id="1005" w:author="Janou De Buyser" w:date="2026-10-25T10:00:00Z">
+        <w:r>
+          <w:rPr>
+            <w:rFonts w:cstheme="minorHAnsi"/>
+            <w:color w:val="24303B"/>
+            <w:sz w:val="24"/>
+            <w:szCs w:val="24"/>
+            <w:lang w:val="nl-BE"/>
+          </w:rPr>
+          <w:t xml:space="preserve">waarop u vrij</w:t>
+        </w:r>
+      </w:ins>
+      <w:r>
+        <w:rPr>
+          <w:rFonts w:cstheme="minorHAnsi"/>
+          <w:color w:val="24303B"/>
+          <w:sz w:val="24"/>
+          <w:szCs w:val="24"/>
+          <w:lang w:val="nl-BE"/>
+        </w:rPr>
+        <w:t xml:space="preserve"> kan antwoorden. </w:t>
+      </w:r>
+      <w:del w:id="1006" w:author="Janou De Buyser" w:date="2026-10-25T10:00:00Z">
+        <w:r>
+          <w:rPr>
+            <w:rFonts w:cstheme="minorHAnsi"/>
+            <w:color w:val="24303B"/>
+            <w:sz w:val="24"/>
+            <w:szCs w:val="24"/>
+            <w:lang w:val="nl-BE"/>
+          </w:rPr>
+          <w:delText xml:space="preserve">Als je een</w:delText>
+        </w:r>
+      </w:del>
+      <w:ins w:id="1007" w:author="Janou De Buyser" w:date="2026-10-25T10:00:00Z">
+        <w:r>
+          <w:rPr>
+            <w:rFonts w:cstheme="minorHAnsi"/>
+            <w:color w:val="24303B"/>
+            <w:sz w:val="24"/>
+            <w:szCs w:val="24"/>
+            <w:lang w:val="nl-BE"/>
+          </w:rPr>
+          <w:t xml:space="preserve">Als u een</w:t>
+        </w:r>
+      </w:ins>
+      <w:r>
+        <w:rPr>
+          <w:rFonts w:cstheme="minorHAnsi"/>
+          <w:color w:val="24303B"/>
+          <w:sz w:val="24"/>
+          <w:szCs w:val="24"/>
+          <w:lang w:val="nl-BE"/>
+        </w:rPr>
+        <w:t xml:space="preserve"> bepaalde vraag niet wenst te beantwoorden, </w:t>
+      </w:r>
+      <w:del w:id="1008" w:author="Janou De Buyser" w:date="2026-10-25T10:00:00Z">
+        <w:r>
+          <w:rPr>
+            <w:rFonts w:cstheme="minorHAnsi"/>
+            <w:color w:val="24303B"/>
+            <w:sz w:val="24"/>
+            <w:szCs w:val="24"/>
+            <w:lang w:val="nl-BE"/>
+          </w:rPr>
+          <w:delText xml:space="preserve">ben je daar</w:delText>
+        </w:r>
+      </w:del>
+      <w:ins w:id="1009" w:author="Janou De Buyser" w:date="2026-10-25T10:00:00Z">
+        <w:r>
+          <w:rPr>
+            <w:rFonts w:cstheme="minorHAnsi"/>
+            <w:color w:val="24303B"/>
+            <w:sz w:val="24"/>
+            <w:szCs w:val="24"/>
+            <w:lang w:val="nl-BE"/>
+          </w:rPr>
+          <w:t xml:space="preserve">bent u daar</w:t>
+        </w:r>
+      </w:ins>
+      <w:r>
+        <w:rPr>
+          <w:rFonts w:cstheme="minorHAnsi"/>
+          <w:color w:val="24303B"/>
+          <w:sz w:val="24"/>
+          <w:szCs w:val="24"/>
+          <w:lang w:val="nl-BE"/>
+        </w:rPr>
+        <w:t xml:space="preserve"> uiteraard niet toe verplicht. Daarnaast </w:t>
+      </w:r>
+      <w:del w:id="1010" w:author="Janou De Buyser" w:date="2026-10-25T10:00:00Z">
+        <w:r>
+          <w:rPr>
+            <w:rFonts w:cstheme="minorHAnsi"/>
+            <w:color w:val="24303B"/>
+            <w:sz w:val="24"/>
+            <w:szCs w:val="24"/>
+            <w:lang w:val="nl-BE"/>
+          </w:rPr>
+          <w:delText xml:space="preserve">kan je op elk</w:delText>
+        </w:r>
+      </w:del>
+      <w:ins w:id="1011" w:author="Janou De Buyser" w:date="2026-10-25T10:00:00Z">
+        <w:r>
+          <w:rPr>
+            <w:rFonts w:cstheme="minorHAnsi"/>
+            <w:color w:val="24303B"/>
+            <w:sz w:val="24"/>
+            <w:szCs w:val="24"/>
+            <w:lang w:val="nl-BE"/>
+          </w:rPr>
+          <w:t xml:space="preserve">kan u op elk</w:t>
+        </w:r>
+      </w:ins>
+      <w:r>
+        <w:rPr>
+          <w:rFonts w:cstheme="minorHAnsi"/>
+          <w:color w:val="24303B"/>
+          <w:sz w:val="24"/>
+          <w:szCs w:val="24"/>
+          <w:lang w:val="nl-BE"/>
+        </w:rPr>
+        <w:t xml:space="preserve"> moment beslissen om het interview stop te zetten, </w:t>
+      </w:r>
+      <w:del w:id="1012" w:author="Janou De Buyser" w:date="2026-10-25T10:00:00Z">
+        <w:r>
+          <w:rPr>
+            <w:rFonts w:cstheme="minorHAnsi"/>
+            <w:color w:val="24303B"/>
+            <w:sz w:val="24"/>
+            <w:szCs w:val="24"/>
+            <w:lang w:val="nl-BE"/>
+          </w:rPr>
+          <w:delText xml:space="preserve">zonder dat je hiervoor</w:delText>
+        </w:r>
+      </w:del>
+      <w:ins w:id="1013" w:author="Janou De Buyser" w:date="2026-10-25T10:00:00Z">
+        <w:r>
+          <w:rPr>
+            <w:rFonts w:cstheme="minorHAnsi"/>
+            <w:color w:val="24303B"/>
+            <w:sz w:val="24"/>
+            <w:szCs w:val="24"/>
+            <w:lang w:val="nl-BE"/>
+          </w:rPr>
+          <w:t xml:space="preserve">zonder dat u hiervoor</w:t>
+        </w:r>
+      </w:ins>
+      <w:r>
+        <w:rPr>
+          <w:rFonts w:cstheme="minorHAnsi"/>
+          <w:color w:val="24303B"/>
+          <w:sz w:val="24"/>
+          <w:szCs w:val="24"/>
+          <w:lang w:val="nl-BE"/>
+        </w:rPr>
+        <w:t xml:space="preserve"> een reden hoeft op te geven. </w:t>
+      </w:r>
+      <w:del w:id="1014" w:author="Janou De Buyser" w:date="2026-10-25T10:00:00Z">
+        <w:r>
+          <w:rPr>
+            <w:rFonts w:cstheme="minorHAnsi"/>
+            <w:color w:val="24303B"/>
+            <w:sz w:val="24"/>
+            <w:szCs w:val="24"/>
+            <w:lang w:val="nl-BE"/>
+          </w:rPr>
+          <w:delText xml:space="preserve">Je mag tijdens</w:delText>
+        </w:r>
+      </w:del>
+      <w:ins w:id="1015" w:author="Janou De Buyser" w:date="2026-10-25T10:00:00Z">
+        <w:r>
+          <w:rPr>
+            <w:rFonts w:cstheme="minorHAnsi"/>
+            <w:color w:val="24303B"/>
+            <w:sz w:val="24"/>
+            <w:szCs w:val="24"/>
+            <w:lang w:val="nl-BE"/>
+          </w:rPr>
+          <w:t xml:space="preserve">U mag tijdens</w:t>
+        </w:r>
+      </w:ins>
+      <w:r>
+        <w:rPr>
+          <w:rFonts w:cstheme="minorHAnsi"/>
+          <w:color w:val="24303B"/>
+          <w:sz w:val="24"/>
+          <w:szCs w:val="24"/>
+          <w:lang w:val="nl-BE"/>
+        </w:rPr>
+        <w:t xml:space="preserve"> het interview steeds verduidelijking vragen over de gestelde vragen. Het interview zal, </w:t>
+      </w:r>
+      <w:del w:id="1016" w:author="Janou De Buyser" w:date="2026-10-25T10:00:00Z">
+        <w:r>
+          <w:rPr>
+            <w:rFonts w:cstheme="minorHAnsi"/>
+            <w:color w:val="24303B"/>
+            <w:sz w:val="24"/>
+            <w:szCs w:val="24"/>
+            <w:lang w:val="nl-BE"/>
+          </w:rPr>
+          <w:delText xml:space="preserve">mits jouw toestemming</w:delText>
+        </w:r>
+      </w:del>
+      <w:ins w:id="1017" w:author="Janou De Buyser" w:date="2026-10-25T10:00:00Z">
+        <w:r>
+          <w:rPr>
+            <w:rFonts w:cstheme="minorHAnsi"/>
+            <w:color w:val="24303B"/>
+            <w:sz w:val="24"/>
+            <w:szCs w:val="24"/>
+            <w:lang w:val="nl-BE"/>
+          </w:rPr>
+          <w:t xml:space="preserve">mits uw toestemming</w:t>
+        </w:r>
+      </w:ins>
+      <w:r>
+        <w:rPr>
+          <w:rFonts w:cstheme="minorHAnsi"/>
+          <w:color w:val="24303B"/>
+          <w:sz w:val="24"/>
+          <w:szCs w:val="24"/>
+          <w:lang w:val="nl-BE"/>
+        </w:rPr>
+        <w:t xml:space="preserve">, opgenomen worden zodat het nadien kan worden uitgeschreven. Na transcriptie wordt het interview volledig </w:t>
+      </w:r>
+      <w:proofErr w:type="spellStart"/>
+      <w:r>
+        <w:rPr>
+          <w:rFonts w:cstheme="minorHAnsi"/>
+          <w:color w:val="24303B"/>
+          <w:sz w:val="24"/>
+          <w:szCs w:val="24"/>
+          <w:lang w:val="nl-BE"/>
+        </w:rPr>
+        <w:t>gepseudonimiseerd</w:t>
+      </w:r>
+      <w:proofErr w:type="spellEnd"/>
+      <w:r>
+        <w:rPr>
+          <w:rFonts w:cstheme="minorHAnsi"/>
+          <w:color w:val="24303B"/>
+          <w:sz w:val="24"/>
+          <w:szCs w:val="24"/>
+          <w:lang w:val="nl-BE"/>
+        </w:rPr>
         <w:t xml:space="preserve"> verwerkt en vertrouwelijk behandeld.</w:t>
+      </w:r>
+      <w:commentRangeEnd w:id="0"/>
+      <w:r>
+        <w:rPr>
+          <w:rStyle w:val="CommentReference"/>
+        </w:rPr>
+        <w:commentReference w:id="0"/>
       </w:r>
     </w:p>
     <w:p>
@@ -1752,13 +2066,24 @@
         </w:rPr>
         <w:t>è</w:t>
       </w:r>
-      <w:r>
-        <w:rPr>
-          <w:color w:val="24303B"/>
-          <w:lang w:val="nl-BE"/>
-        </w:rPr>
-        <w:t>Werd alle</w:t>
-      </w:r>
+      <w:del w:id="1018" w:author="Janou De Buyser" w:date="2026-10-25T10:00:00Z">
+        <w:r>
+          <w:rPr>
+            <w:color w:val="24303B"/>
+            <w:lang w:val="nl-BE"/>
+          </w:rPr>
+          <w:delText>Werd alle</w:delText>
+        </w:r>
+      </w:del>
+      <w:ins w:id="1019" w:author="Janou De Buyser" w:date="2026-10-25T10:00:00Z">
+        <w:r>
+          <w:rPr>
+            <w:color w:val="24303B"/>
+            <w:lang w:val="nl-BE"/>
+          </w:rPr>
+          <w:t xml:space="preserve">Werden alle</w:t>
+        </w:r>
+      </w:ins>
       <w:r>
         <w:rPr>
           <w:color w:val="24303B"/>
@@ -2676,6 +3001,235 @@
       <w:pPr>
         <w:spacing w:line="259" w:lineRule="auto"/>
         <w:rPr>
+          <w:ins w:id="1020" w:author="Janou De Buyser" w:date="2026-10-25T10:00:00Z"/>
+          <w:rFonts w:cstheme="minorBidi"/>
+          <w:b/>
+          <w:bCs/>
+        </w:rPr>
+      </w:pPr>
+      <w:ins w:id="1021" w:author="Janou De Buyser" w:date="2026-10-25T10:00:00Z">
+        <w:r>
+          <w:rPr>
+            <w:rFonts w:cstheme="minorBidi"/>
+            <w:b/>
+            <w:bCs/>
+            <w:color w:val="123A5F"/>
+          </w:rPr>
+          <w:t xml:space="preserve"/>
+        </w:r>
+      </w:ins>
+    </w:p>
+    <w:p>
+      <w:pPr>
+        <w:spacing w:line="259" w:lineRule="auto"/>
+        <w:rPr>
+          <w:ins w:id="1022" w:author="Janou De Buyser" w:date="2026-10-25T10:00:00Z"/>
+          <w:rFonts w:cstheme="minorBidi"/>
+          <w:b/>
+          <w:bCs/>
+        </w:rPr>
+      </w:pPr>
+      <w:ins w:id="1023" w:author="Janou De Buyser" w:date="2026-10-25T10:00:00Z">
+        <w:commentRangeStart w:id="1"/>
+        <w:r>
+          <w:rPr>
+            <w:rFonts w:cstheme="minorBidi"/>
+            <w:b/>
+            <w:bCs/>
+            <w:color w:val="123A5F"/>
+          </w:rPr>
+          <w:t xml:space="preserve">De onderdelen van PARADISE</w:t>
+        </w:r>
+        <w:commentRangeEnd w:id="1"/>
+        <w:r>
+          <w:rPr>
+            <w:rStyle w:val="CommentReference"/>
+          </w:rPr>
+          <w:commentReference w:id="1"/>
+        </w:r>
+      </w:ins>
+    </w:p>
+    <w:p>
+      <w:pPr>
+        <w:numPr>
+          <w:ilvl w:val="0"/>
+          <w:numId w:val="11"/>
+        </w:numPr>
+        <w:spacing w:after="0" w:line="257" w:lineRule="auto"/>
+        <w:rPr>
+          <w:ins w:id="1024" w:author="Janou De Buyser" w:date="2026-10-25T10:00:00Z"/>
+          <w:rFonts w:cstheme="minorBidi"/>
+          <w:lang w:val="nl-BE"/>
+        </w:rPr>
+      </w:pPr>
+      <w:ins w:id="1025" w:author="Janou De Buyser" w:date="2026-10-25T10:00:00Z">
+        <w:r>
+          <w:rPr>
+            <w:rFonts w:cstheme="minorBidi"/>
+            <w:color w:val="24303B"/>
+            <w:lang w:val="nl-BE"/>
+          </w:rPr>
+          <w:t xml:space="preserve">Hoe heeft u de drukmetingen in uw schoen en het aanpassen van uw zool ervaren?</w:t>
+        </w:r>
+      </w:ins>
+    </w:p>
+    <w:p>
+      <w:pPr>
+        <w:spacing w:after="0" w:line="257" w:lineRule="auto"/>
+        <w:ind w:left="720"/>
+        <w:rPr>
+          <w:ins w:id="1026" w:author="Janou De Buyser" w:date="2026-10-25T10:00:00Z"/>
+          <w:rFonts w:cstheme="minorBidi"/>
+          <w:lang w:val="nl-BE"/>
+        </w:rPr>
+      </w:pPr>
+      <w:ins w:id="1027" w:author="Janou De Buyser" w:date="2026-10-25T10:00:00Z">
+        <w:r>
+          <w:rPr>
+            <w:rFonts w:ascii="Wingdings" w:eastAsia="Wingdings" w:hAnsi="Wingdings" w:cstheme="minorBidi"/>
+          </w:rPr>
+          <w:t>è</w:t>
+        </w:r>
+        <w:r>
+          <w:rPr>
+            <w:rFonts w:cstheme="minorBidi"/>
+            <w:color w:val="24303B"/>
+            <w:lang w:val="nl-BE"/>
+          </w:rPr>
+          <w:t xml:space="preserve">Wat betekende het voor u om te zien waar de druk op uw voet te hoog was?</w:t>
+        </w:r>
+      </w:ins>
+    </w:p>
+    <w:p>
+      <w:pPr>
+        <w:numPr>
+          <w:ilvl w:val="0"/>
+          <w:numId w:val="11"/>
+        </w:numPr>
+        <w:spacing w:after="0" w:line="257" w:lineRule="auto"/>
+        <w:rPr>
+          <w:ins w:id="1028" w:author="Janou De Buyser" w:date="2026-10-25T10:00:00Z"/>
+          <w:rFonts w:cstheme="minorBidi"/>
+          <w:lang w:val="nl-BE"/>
+        </w:rPr>
+      </w:pPr>
+      <w:ins w:id="1029" w:author="Janou De Buyser" w:date="2026-10-25T10:00:00Z">
+        <w:r>
+          <w:rPr>
+            <w:rFonts w:cstheme="minorBidi"/>
+            <w:color w:val="24303B"/>
+            <w:lang w:val="nl-BE"/>
+          </w:rPr>
+          <w:t xml:space="preserve">Hoe was het om een week lang de MoveMonitor te dragen?</w:t>
+        </w:r>
+      </w:ins>
+    </w:p>
+    <w:p>
+      <w:pPr>
+        <w:numPr>
+          <w:ilvl w:val="0"/>
+          <w:numId w:val="11"/>
+        </w:numPr>
+        <w:spacing w:after="0" w:line="257" w:lineRule="auto"/>
+        <w:rPr>
+          <w:ins w:id="1030" w:author="Janou De Buyser" w:date="2026-10-25T10:00:00Z"/>
+          <w:rFonts w:cstheme="minorBidi"/>
+          <w:lang w:val="nl-BE"/>
+        </w:rPr>
+      </w:pPr>
+      <w:ins w:id="1031" w:author="Janou De Buyser" w:date="2026-10-25T10:00:00Z">
+        <w:r>
+          <w:rPr>
+            <w:rFonts w:cstheme="minorBidi"/>
+            <w:color w:val="24303B"/>
+            <w:lang w:val="nl-BE"/>
+          </w:rPr>
+          <w:t xml:space="preserve">Wat vond u ervan dat een sensor in uw zool bijhoudt hoe lang u uw schoenen draagt?</w:t>
+        </w:r>
+      </w:ins>
+    </w:p>
+    <w:p>
+      <w:pPr>
+        <w:spacing w:after="0" w:line="257" w:lineRule="auto"/>
+        <w:ind w:left="720"/>
+        <w:rPr>
+          <w:ins w:id="1032" w:author="Janou De Buyser" w:date="2026-10-25T10:00:00Z"/>
+          <w:rFonts w:cstheme="minorBidi"/>
+          <w:lang w:val="nl-BE"/>
+        </w:rPr>
+      </w:pPr>
+      <w:ins w:id="1033" w:author="Janou De Buyser" w:date="2026-10-25T10:00:00Z">
+        <w:r>
+          <w:rPr>
+            <w:rFonts w:ascii="Wingdings" w:eastAsia="Wingdings" w:hAnsi="Wingdings" w:cstheme="minorBidi"/>
+          </w:rPr>
+          <w:t>è</w:t>
+        </w:r>
+        <w:r>
+          <w:rPr>
+            <w:rFonts w:cstheme="minorBidi"/>
+            <w:color w:val="24303B"/>
+            <w:lang w:val="nl-BE"/>
+          </w:rPr>
+          <w:t xml:space="preserve">Hoe heeft u de gesprekken over uw draagtijd ervaren?</w:t>
+        </w:r>
+      </w:ins>
+    </w:p>
+    <w:p>
+      <w:pPr>
+        <w:spacing w:after="0" w:line="257" w:lineRule="auto"/>
+        <w:ind w:left="720"/>
+        <w:rPr>
+          <w:ins w:id="1034" w:author="Janou De Buyser" w:date="2026-10-25T10:00:00Z"/>
+          <w:rFonts w:cstheme="minorBidi"/>
+          <w:lang w:val="nl-BE"/>
+        </w:rPr>
+      </w:pPr>
+      <w:ins w:id="1035" w:author="Janou De Buyser" w:date="2026-10-25T10:00:00Z">
+        <w:r>
+          <w:rPr>
+            <w:rFonts w:ascii="Wingdings" w:eastAsia="Wingdings" w:hAnsi="Wingdings" w:cstheme="minorBidi"/>
+          </w:rPr>
+          <w:t>è</w:t>
+        </w:r>
+        <w:r>
+          <w:rPr>
+            <w:rFonts w:cstheme="minorBidi"/>
+            <w:color w:val="24303B"/>
+            <w:lang w:val="nl-BE"/>
+          </w:rPr>
+          <w:t xml:space="preserve">Heeft het zien van uw eigen draagtijd iets veranderd aan hoe vaak u uw schoenen draagt? Hoe?</w:t>
+        </w:r>
+      </w:ins>
+    </w:p>
+    <w:p>
+      <w:pPr>
+        <w:numPr>
+          <w:ilvl w:val="0"/>
+          <w:numId w:val="11"/>
+        </w:numPr>
+        <w:spacing w:after="0" w:line="257" w:lineRule="auto"/>
+        <w:rPr>
+          <w:ins w:id="1036" w:author="Janou De Buyser" w:date="2026-10-25T10:00:00Z"/>
+          <w:rFonts w:cstheme="minorBidi"/>
+          <w:lang w:val="nl-BE"/>
+        </w:rPr>
+      </w:pPr>
+      <w:ins w:id="1037" w:author="Janou De Buyser" w:date="2026-10-25T10:00:00Z">
+        <w:r>
+          <w:rPr>
+            <w:rFonts w:cstheme="minorBidi"/>
+            <w:color w:val="24303B"/>
+            <w:lang w:val="nl-BE"/>
+          </w:rPr>
+          <w:t xml:space="preserve">Hoe heeft u de uitleg over voetzorg ervaren, met het boekje, de folder en het samen oefenen?</w:t>
+        </w:r>
+      </w:ins>
+    </w:p>
+    <w:p>
+      <w:pPr>
+        <w:spacing w:line="259" w:lineRule="auto"/>
+        <w:rPr>
           <w:rFonts w:cstheme="minorHAnsi"/>
           <w:sz w:val="24"/>
           <w:szCs w:val="24"/>
@@ -2947,7 +3501,35 @@
           <w:color w:val="24303B"/>
           <w:lang w:val="nl-BE"/>
         </w:rPr>
-        <w:t xml:space="preserve">Had de samenwerking met de zorgverlener invloed op hoe u de therapie ervaarde? </w:t>
+        <w:t xml:space="preserve">Had de samenwerking met de zorgverlener invloed op hoe u </w:t>
+      </w:r>
+      <w:del w:id="1040" w:author="Janou De Buyser" w:date="2026-10-25T10:00:00Z">
+        <w:r>
+          <w:rPr>
+            <w:rFonts w:cstheme="minorBidi"/>
+            <w:color w:val="24303B"/>
+            <w:lang w:val="nl-BE"/>
+          </w:rPr>
+          <w:delText xml:space="preserve">de therapie</w:delText>
+        </w:r>
+      </w:del>
+      <w:ins w:id="1041" w:author="Janou De Buyser" w:date="2026-10-25T10:00:00Z">
+        <w:r>
+          <w:rPr>
+            <w:rFonts w:cstheme="minorBidi"/>
+            <w:color w:val="24303B"/>
+            <w:lang w:val="nl-BE"/>
+          </w:rPr>
+          <w:t xml:space="preserve">de begeleiding</w:t>
+        </w:r>
+      </w:ins>
+      <w:r>
+        <w:rPr>
+          <w:rFonts w:cstheme="minorBidi"/>
+          <w:color w:val="24303B"/>
+          <w:lang w:val="nl-BE"/>
+        </w:rPr>
+        <w:t xml:space="preserve"> ervaarde? </w:t>
       </w:r>
     </w:p>
     <w:p>
@@ -3144,7 +3726,35 @@
           <w:color w:val="24303B"/>
           <w:lang w:val="nl-BE"/>
         </w:rPr>
-        <w:t xml:space="preserve">In welke mate had uw motivatie invloed op wat u uit de therapie haalde? </w:t>
+        <w:t xml:space="preserve">In welke mate had uw motivatie invloed op wat u uit </w:t>
+      </w:r>
+      <w:del w:id="1042" w:author="Janou De Buyser" w:date="2026-10-25T10:00:00Z">
+        <w:r>
+          <w:rPr>
+            <w:rFonts w:cstheme="minorBidi"/>
+            <w:color w:val="24303B"/>
+            <w:lang w:val="nl-BE"/>
+          </w:rPr>
+          <w:delText xml:space="preserve">de therapie</w:delText>
+        </w:r>
+      </w:del>
+      <w:ins w:id="1043" w:author="Janou De Buyser" w:date="2026-10-25T10:00:00Z">
+        <w:r>
+          <w:rPr>
+            <w:rFonts w:cstheme="minorBidi"/>
+            <w:color w:val="24303B"/>
+            <w:lang w:val="nl-BE"/>
+          </w:rPr>
+          <w:t xml:space="preserve">de begeleiding</w:t>
+        </w:r>
+      </w:ins>
+      <w:r>
+        <w:rPr>
+          <w:rFonts w:cstheme="minorBidi"/>
+          <w:color w:val="24303B"/>
+          <w:lang w:val="nl-BE"/>
+        </w:rPr>
+        <w:t xml:space="preserve"> haalde? </w:t>
       </w:r>
     </w:p>
     <w:p>
@@ -3207,7 +3817,35 @@
           <w:color w:val="24303B"/>
           <w:lang w:val="nl-BE"/>
         </w:rPr>
-        <w:t xml:space="preserve">In hoeverre voelde u zich in staat om de adviezen of oefeningen uit de therapie zelf toe te passen? </w:t>
+        <w:t xml:space="preserve">In hoeverre voelde u zich in staat om de </w:t>
+      </w:r>
+      <w:del w:id="1038" w:author="Janou De Buyser" w:date="2026-10-25T10:00:00Z">
+        <w:r>
+          <w:rPr>
+            <w:rFonts w:cstheme="minorBidi"/>
+            <w:color w:val="24303B"/>
+            <w:lang w:val="nl-BE"/>
+          </w:rPr>
+          <w:delText xml:space="preserve">adviezen of oefeningen uit de therapie</w:delText>
+        </w:r>
+      </w:del>
+      <w:ins w:id="1039" w:author="Janou De Buyser" w:date="2026-10-25T10:00:00Z">
+        <w:r>
+          <w:rPr>
+            <w:rFonts w:cstheme="minorBidi"/>
+            <w:color w:val="24303B"/>
+            <w:lang w:val="nl-BE"/>
+          </w:rPr>
+          <w:t xml:space="preserve">adviezen uit de begeleiding, zoals de dagelijkse voetzorg en uw schoenen altijd dragen,</w:t>
+        </w:r>
+      </w:ins>
+      <w:r>
+        <w:rPr>
+          <w:rFonts w:cstheme="minorBidi"/>
+          <w:color w:val="24303B"/>
+          <w:lang w:val="nl-BE"/>
+        </w:rPr>
+        <w:t xml:space="preserve"> zelf toe te passen? </w:t>
       </w:r>
     </w:p>
     <w:p>
@@ -3302,7 +3940,35 @@
           <w:color w:val="24303B"/>
           <w:lang w:val="nl-BE"/>
         </w:rPr>
-        <w:t xml:space="preserve">Is uw vertrouwen in uzelf veranderd door de therapie? </w:t>
+        <w:t xml:space="preserve">Is uw vertrouwen in uzelf veranderd door </w:t>
+      </w:r>
+      <w:del w:id="1044" w:author="Janou De Buyser" w:date="2026-10-25T10:00:00Z">
+        <w:r>
+          <w:rPr>
+            <w:rFonts w:cstheme="minorBidi"/>
+            <w:color w:val="24303B"/>
+            <w:lang w:val="nl-BE"/>
+          </w:rPr>
+          <w:delText xml:space="preserve">de therapie</w:delText>
+        </w:r>
+      </w:del>
+      <w:ins w:id="1045" w:author="Janou De Buyser" w:date="2026-10-25T10:00:00Z">
+        <w:r>
+          <w:rPr>
+            <w:rFonts w:cstheme="minorBidi"/>
+            <w:color w:val="24303B"/>
+            <w:lang w:val="nl-BE"/>
+          </w:rPr>
+          <w:t xml:space="preserve">de begeleiding</w:t>
+        </w:r>
+      </w:ins>
+      <w:r>
+        <w:rPr>
+          <w:rFonts w:cstheme="minorBidi"/>
+          <w:color w:val="24303B"/>
+          <w:lang w:val="nl-BE"/>
+        </w:rPr>
+        <w:t xml:space="preserve">? </w:t>
       </w:r>
       <w:r>
         <w:rPr>
@@ -3382,7 +4048,35 @@
           <w:color w:val="24303B"/>
           <w:lang w:val="nl-BE"/>
         </w:rPr>
-        <w:t xml:space="preserve">Heeft de therapie u geholpen om uw situatie beter te begrijpen? </w:t>
+        <w:t xml:space="preserve">Heeft </w:t>
+      </w:r>
+      <w:del w:id="1046" w:author="Janou De Buyser" w:date="2026-10-25T10:00:00Z">
+        <w:r>
+          <w:rPr>
+            <w:rFonts w:cstheme="minorBidi"/>
+            <w:color w:val="24303B"/>
+            <w:lang w:val="nl-BE"/>
+          </w:rPr>
+          <w:delText xml:space="preserve">de therapie</w:delText>
+        </w:r>
+      </w:del>
+      <w:ins w:id="1047" w:author="Janou De Buyser" w:date="2026-10-25T10:00:00Z">
+        <w:r>
+          <w:rPr>
+            <w:rFonts w:cstheme="minorBidi"/>
+            <w:color w:val="24303B"/>
+            <w:lang w:val="nl-BE"/>
+          </w:rPr>
+          <w:t xml:space="preserve">de begeleiding</w:t>
+        </w:r>
+      </w:ins>
+      <w:r>
+        <w:rPr>
+          <w:rFonts w:cstheme="minorBidi"/>
+          <w:color w:val="24303B"/>
+          <w:lang w:val="nl-BE"/>
+        </w:rPr>
+        <w:t xml:space="preserve"> u geholpen om uw situatie beter te begrijpen? </w:t>
       </w:r>
     </w:p>
     <w:p>
@@ -3430,7 +4124,35 @@
           <w:color w:val="24303B"/>
           <w:lang w:val="nl-BE"/>
         </w:rPr>
-        <w:t xml:space="preserve">Begrijpt u nu beter wat uw probleem veroorzaakt of beïnvloedt? </w:t>
+        <w:t xml:space="preserve">Begrijpt u nu beter wat </w:t>
+      </w:r>
+      <w:del w:id="1048" w:author="Janou De Buyser" w:date="2026-10-25T10:00:00Z">
+        <w:r>
+          <w:rPr>
+            <w:rFonts w:cstheme="minorBidi"/>
+            <w:color w:val="24303B"/>
+            <w:lang w:val="nl-BE"/>
+          </w:rPr>
+          <w:delText xml:space="preserve">uw probleem</w:delText>
+        </w:r>
+      </w:del>
+      <w:ins w:id="1049" w:author="Janou De Buyser" w:date="2026-10-25T10:00:00Z">
+        <w:r>
+          <w:rPr>
+            <w:rFonts w:cstheme="minorBidi"/>
+            <w:color w:val="24303B"/>
+            <w:lang w:val="nl-BE"/>
+          </w:rPr>
+          <w:t xml:space="preserve">uw risico op een nieuwe voetwonde</w:t>
+        </w:r>
+      </w:ins>
+      <w:r>
+        <w:rPr>
+          <w:rFonts w:cstheme="minorBidi"/>
+          <w:color w:val="24303B"/>
+          <w:lang w:val="nl-BE"/>
+        </w:rPr>
+        <w:t xml:space="preserve"> veroorzaakt of beïnvloedt? </w:t>
       </w:r>
     </w:p>
     <w:p>
@@ -4271,6 +4993,120 @@
         </w:rPr>
         <w:t>Wat zou er volgens u moeten veranderen om het programma beter te laten werken voor mensen zoals u?</w:t>
       </w:r>
+    </w:p>
+    <w:p>
+      <w:pPr>
+        <w:spacing w:line="259" w:lineRule="auto"/>
+        <w:rPr>
+          <w:ins w:id="1050" w:author="Janou De Buyser" w:date="2026-10-25T10:00:00Z"/>
+          <w:rFonts w:cstheme="minorBidi"/>
+          <w:b/>
+          <w:bCs/>
+        </w:rPr>
+      </w:pPr>
+      <w:ins w:id="1051" w:author="Janou De Buyser" w:date="2026-10-25T10:00:00Z">
+        <w:r>
+          <w:rPr>
+            <w:rFonts w:cstheme="minorBidi"/>
+            <w:b/>
+            <w:bCs/>
+            <w:color w:val="123A5F"/>
+          </w:rPr>
+          <w:t xml:space="preserve">Slotvragen</w:t>
+        </w:r>
+      </w:ins>
+    </w:p>
+    <w:p>
+      <w:pPr>
+        <w:numPr>
+          <w:ilvl w:val="0"/>
+          <w:numId w:val="25"/>
+        </w:numPr>
+        <w:spacing w:line="259" w:lineRule="auto"/>
+        <w:rPr>
+          <w:ins w:id="1052" w:author="Janou De Buyser" w:date="2026-10-25T10:00:00Z"/>
+          <w:rFonts w:cstheme="minorBidi"/>
+          <w:lang w:val="nl-BE"/>
+        </w:rPr>
+      </w:pPr>
+      <w:ins w:id="1053" w:author="Janou De Buyser" w:date="2026-10-25T10:00:00Z">
+        <w:r>
+          <w:rPr>
+            <w:rFonts w:cstheme="minorBidi"/>
+            <w:color w:val="24303B"/>
+            <w:lang w:val="nl-BE"/>
+          </w:rPr>
+          <w:t xml:space="preserve">Kan u in enkele zinnen samenvatten hoe u het PARADISE-programma ervaren heeft?</w:t>
+        </w:r>
+      </w:ins>
+    </w:p>
+    <w:p>
+      <w:pPr>
+        <w:numPr>
+          <w:ilvl w:val="0"/>
+          <w:numId w:val="25"/>
+        </w:numPr>
+        <w:spacing w:line="259" w:lineRule="auto"/>
+        <w:rPr>
+          <w:ins w:id="1054" w:author="Janou De Buyser" w:date="2026-10-25T10:00:00Z"/>
+          <w:rFonts w:cstheme="minorBidi"/>
+          <w:lang w:val="nl-BE"/>
+        </w:rPr>
+      </w:pPr>
+      <w:ins w:id="1055" w:author="Janou De Buyser" w:date="2026-10-25T10:00:00Z">
+        <w:r>
+          <w:rPr>
+            <w:rFonts w:cstheme="minorBidi"/>
+            <w:color w:val="24303B"/>
+            <w:lang w:val="nl-BE"/>
+          </w:rPr>
+          <w:t xml:space="preserve">Zijn er nog zaken die u belangrijk vindt om te vermelden, maar die niet aan bod kwamen?</w:t>
+        </w:r>
+      </w:ins>
+    </w:p>
+    <w:p>
+      <w:pPr>
+        <w:spacing w:line="259" w:lineRule="auto"/>
+        <w:rPr>
+          <w:ins w:id="1056" w:author="Janou De Buyser" w:date="2026-10-25T10:00:00Z"/>
+          <w:rFonts w:cstheme="minorBidi"/>
+          <w:lang w:val="nl-BE"/>
+        </w:rPr>
+      </w:pPr>
+      <w:ins w:id="1057" w:author="Janou De Buyser" w:date="2026-10-25T10:00:00Z">
+        <w:r>
+          <w:rPr>
+            <w:rFonts w:cstheme="minorBidi"/>
+            <w:color w:val="24303B"/>
+            <w:lang w:val="nl-BE"/>
+          </w:rPr>
+          <w:t xml:space="preserve">Bedankt voor uw tijd en uw openheid.</w:t>
+        </w:r>
+      </w:ins>
+    </w:p>
+    <w:p>
+      <w:pPr>
+        <w:numPr>
+          <w:ilvl w:val="0"/>
+          <w:numId w:val="26"/>
+        </w:numPr>
+        <w:tabs>
+          <w:tab w:val="left" w:leader="underscore" w:pos="8505"/>
+        </w:tabs>
+        <w:spacing w:line="360" w:lineRule="auto"/>
+        <w:rPr>
+          <w:ins w:id="1058" w:author="Janou De Buyser" w:date="2026-10-25T10:00:00Z"/>
+          <w:rFonts w:ascii="Calibri" w:hAnsi="Calibri" w:cs="Calibri"/>
+        </w:rPr>
+      </w:pPr>
+      <w:ins w:id="1059" w:author="Janou De Buyser" w:date="2026-10-25T10:00:00Z">
+        <w:r>
+          <w:rPr>
+            <w:color w:val="24303B"/>
+          </w:rPr>
+          <w:t xml:space="preserve">Einde interview: ______________________________</w:t>
+        </w:r>
+      </w:ins>
     </w:p>
     <w:p>
       <w:pPr>
@@ -4295,6 +5131,43 @@
     </w:sectPr>
   </w:body>
 </w:document>
+</file>
+
+<file path=word/comments.xml><?xml version="1.0" encoding="utf-8"?>
+<w:comments xmlns:a="http://schemas.openxmlformats.org/drawingml/2006/main" xmlns:pic="http://schemas.openxmlformats.org/drawingml/2006/picture" xmlns:r="http://schemas.openxmlformats.org/officeDocument/2006/relationships" xmlns:w="http://schemas.openxmlformats.org/wordprocessingml/2006/main" xmlns:wp="http://schemas.openxmlformats.org/drawingml/2006/wordprocessingDrawing" xmlns:mc="http://schemas.openxmlformats.org/markup-compatibility/2006" xmlns:a14="http://schemas.microsoft.com/office/drawing/2010/main" xmlns:w14="http://schemas.microsoft.com/office/word/2010/wordml" xmlns:wpc="http://schemas.microsoft.com/office/word/2010/wordprocessingCanvas">
+  <w:comment w:id="0" w:author="Janou De Buyser" w:initials="JDB" w:date="2026-10-25T18:00:02Z">
+    <w:p>
+      <w:pPr>
+        <w:pStyle w:val="CommentText"/>
+      </w:pPr>
+      <w:r>
+        <w:rPr>
+          <w:rStyle w:val="CommentReference"/>
+        </w:rPr>
+        <w:annotationRef/>
+      </w:r>
+      <w:r>
+        <w:t>Het toestemmingsformulier van de patiënt (eCRF 02) spreekt van "een kort gesprek of interview"; anderhalf tot twee uur strookt daar niet mee. 45 minuten is een voorstel. De aanspreekvorm is hier gelijkgetrokken naar "u".</w:t>
+      </w:r>
+    </w:p>
+  </w:comment>
+  <w:comment w:id="1" w:author="Janou De Buyser" w:initials="JDB" w:date="2026-10-25T18:00:02Z">
+    <w:p>
+      <w:pPr>
+        <w:pStyle w:val="CommentText"/>
+      </w:pPr>
+      <w:r>
+        <w:rPr>
+          <w:rStyle w:val="CommentReference"/>
+        </w:rPr>
+        <w:annotationRef/>
+      </w:r>
+      <w:r>
+        <w:t>Nieuw blok. De gids vroeg nog niet naar de afzonderlijke onderdelen van PARADISE, terwijl het manuscript expliciet wil weten hoe deelnemers reageren op hun eigen draaggegevens.</w:t>
+      </w:r>
+    </w:p>
+  </w:comment>
+</w:comments>
 </file>
 
 <file path=word/endnotes.xml><?xml version="1.0" encoding="utf-8"?>

--- a/(e)CRF/Per protocolnaam/41_InterviewGuidePatient.docx
+++ b/(e)CRF/Per protocolnaam/41_InterviewGuidePatient.docx
@@ -370,8 +370,32 @@
           <w:szCs w:val="24"/>
           <w:lang w:val="nl-NL"/>
         </w:rPr>
-        <w:t>Uit naam van de onderzoeksgroep en mijzelf wil ik u alvast bedanken voor uw deelname aan dit interview. Het doel van dit interview is om uw ervaringen te delen met de PARADISE-interventie die u heeft ontvangen in de diabetesvoetkliniek van:</w:t>
-      </w:r>
+        <w:t xml:space="preserve">Uit naam van de onderzoeksgroep en mijzelf wil ik u alvast bedanken voor uw deelname aan dit interview. </w:t>
+      </w:r>
+      <w:del w:id="1000" w:author="Janou De Buyser" w:date="2026-10-26T10:00:00Z">
+        <w:r>
+          <w:rPr>
+            <w:rFonts w:cstheme="minorHAnsi"/>
+            <w:color w:val="24303B"/>
+            <w:sz w:val="24"/>
+            <w:szCs w:val="24"/>
+            <w:lang w:val="nl-NL"/>
+          </w:rPr>
+          <w:delText xml:space="preserve">Het doel van dit interview is om uw ervaringen te delen met de PARADISE-interventie die u heeft ontvangen in de diabetesvoetkliniek van:</w:delText>
+        </w:r>
+      </w:del>
+      <w:ins w:id="1001" w:author="Janou De Buyser" w:date="2026-10-26T10:00:00Z">
+        <w:r>
+          <w:rPr>
+            <w:rFonts w:cstheme="minorHAnsi"/>
+            <w:color w:val="24303B"/>
+            <w:sz w:val="24"/>
+            <w:szCs w:val="24"/>
+            <w:lang w:val="nl-NL"/>
+          </w:rPr>
+          <w:t xml:space="preserve">Met dit interview willen we uw ervaringen leren kennen met de PARADISE-interventie die u kreeg in de diabetesvoetkliniek van:</w:t>
+        </w:r>
+      </w:ins>
     </w:p>
     <w:p>
       <w:pPr>
@@ -483,16 +507,30 @@
         <w:t xml:space="preserve"> </w:t>
       </w:r>
       <w:proofErr w:type="spellStart"/>
-      <w:r>
-        <w:rPr>
-          <w:rFonts w:cstheme="minorHAnsi"/>
-          <w:color w:val="24303B"/>
-          <w:sz w:val="24"/>
-          <w:szCs w:val="24"/>
-          <w:lang w:val="nl-BE"/>
-        </w:rPr>
-        <w:t>UZGent</w:t>
-      </w:r>
+      <w:del w:id="1020" w:author="Janou De Buyser" w:date="2026-10-26T10:00:00Z">
+        <w:r>
+          <w:rPr>
+            <w:rFonts w:cstheme="minorHAnsi"/>
+            <w:color w:val="24303B"/>
+            <w:sz w:val="24"/>
+            <w:szCs w:val="24"/>
+            <w:lang w:val="nl-BE"/>
+          </w:rPr>
+          <w:delText>UZGent</w:delText>
+        </w:r>
+      </w:del>
+      <w:ins w:id="1021" w:author="Janou De Buyser" w:date="2026-10-26T10:00:00Z">
+        <w:r>
+          <w:rPr>
+            <w:rFonts w:cstheme="minorHAnsi"/>
+            <w:color w:val="24303B"/>
+            <w:sz w:val="24"/>
+            <w:szCs w:val="24"/>
+            <w:lang w:val="nl-BE"/>
+          </w:rPr>
+          <w:t xml:space="preserve">UZ Gent</w:t>
+        </w:r>
+      </w:ins>
       <w:proofErr w:type="spellEnd"/>
     </w:p>
     <w:p>
@@ -605,16 +643,30 @@
         <w:t xml:space="preserve"> </w:t>
       </w:r>
       <w:proofErr w:type="spellStart"/>
-      <w:r>
-        <w:rPr>
-          <w:rFonts w:cstheme="minorHAnsi"/>
-          <w:color w:val="24303B"/>
-          <w:sz w:val="24"/>
-          <w:szCs w:val="24"/>
-          <w:lang w:val="nl-BE"/>
-        </w:rPr>
-        <w:t>Azorg</w:t>
-      </w:r>
+      <w:del w:id="1022" w:author="Janou De Buyser" w:date="2026-10-26T10:00:00Z">
+        <w:r>
+          <w:rPr>
+            <w:rFonts w:cstheme="minorHAnsi"/>
+            <w:color w:val="24303B"/>
+            <w:sz w:val="24"/>
+            <w:szCs w:val="24"/>
+            <w:lang w:val="nl-BE"/>
+          </w:rPr>
+          <w:delText>Azorg</w:delText>
+        </w:r>
+      </w:del>
+      <w:ins w:id="1023" w:author="Janou De Buyser" w:date="2026-10-26T10:00:00Z">
+        <w:r>
+          <w:rPr>
+            <w:rFonts w:cstheme="minorHAnsi"/>
+            <w:color w:val="24303B"/>
+            <w:sz w:val="24"/>
+            <w:szCs w:val="24"/>
+            <w:lang w:val="nl-BE"/>
+          </w:rPr>
+          <w:t xml:space="preserve">AZORG</w:t>
+        </w:r>
+      </w:ins>
       <w:proofErr w:type="spellEnd"/>
     </w:p>
     <w:p>
@@ -639,7 +691,7 @@
         </w:rPr>
         <w:t xml:space="preserve">Dit interview zal </w:t>
       </w:r>
-      <w:del w:id="1000" w:author="Janou De Buyser" w:date="2026-10-25T10:00:00Z">
+      <w:del w:id="1002" w:author="Janou De Buyser" w:date="2026-10-26T10:00:00Z">
         <w:r>
           <w:rPr>
             <w:rFonts w:cstheme="minorHAnsi"/>
@@ -651,7 +703,7 @@
           <w:delText xml:space="preserve">maximaal anderhalf tot twee uur duren. Indien nodig zullen we na ongeveer een uur een korte pauze inlassen.</w:delText>
         </w:r>
       </w:del>
-      <w:ins w:id="1001" w:author="Janou De Buyser" w:date="2026-10-25T10:00:00Z">
+      <w:ins w:id="1003" w:author="Janou De Buyser" w:date="2026-10-26T10:00:00Z">
         <w:r>
           <w:rPr>
             <w:rFonts w:cstheme="minorHAnsi"/>
@@ -673,7 +725,7 @@
         </w:rPr>
         <w:t xml:space="preserve"> Ik zal </w:t>
       </w:r>
-      <w:del w:id="1002" w:author="Janou De Buyser" w:date="2026-10-25T10:00:00Z">
+      <w:del w:id="1004" w:author="Janou De Buyser" w:date="2026-10-26T10:00:00Z">
         <w:r>
           <w:rPr>
             <w:rFonts w:cstheme="minorHAnsi"/>
@@ -685,7 +737,7 @@
           <w:delText xml:space="preserve">je een aantal</w:delText>
         </w:r>
       </w:del>
-      <w:ins w:id="1003" w:author="Janou De Buyser" w:date="2026-10-25T10:00:00Z">
+      <w:ins w:id="1005" w:author="Janou De Buyser" w:date="2026-10-26T10:00:00Z">
         <w:r>
           <w:rPr>
             <w:rFonts w:cstheme="minorHAnsi"/>
@@ -707,7 +759,7 @@
         </w:rPr>
         <w:t xml:space="preserve"> vragen stellen </w:t>
       </w:r>
-      <w:del w:id="1004" w:author="Janou De Buyser" w:date="2026-10-25T10:00:00Z">
+      <w:del w:id="1006" w:author="Janou De Buyser" w:date="2026-10-26T10:00:00Z">
         <w:r>
           <w:rPr>
             <w:rFonts w:cstheme="minorHAnsi"/>
@@ -719,7 +771,7 @@
           <w:delText xml:space="preserve">waarop je vrij</w:delText>
         </w:r>
       </w:del>
-      <w:ins w:id="1005" w:author="Janou De Buyser" w:date="2026-10-25T10:00:00Z">
+      <w:ins w:id="1007" w:author="Janou De Buyser" w:date="2026-10-26T10:00:00Z">
         <w:r>
           <w:rPr>
             <w:rFonts w:cstheme="minorHAnsi"/>
@@ -741,7 +793,7 @@
         </w:rPr>
         <w:t xml:space="preserve"> kan antwoorden. </w:t>
       </w:r>
-      <w:del w:id="1006" w:author="Janou De Buyser" w:date="2026-10-25T10:00:00Z">
+      <w:del w:id="1008" w:author="Janou De Buyser" w:date="2026-10-26T10:00:00Z">
         <w:r>
           <w:rPr>
             <w:rFonts w:cstheme="minorHAnsi"/>
@@ -753,7 +805,7 @@
           <w:delText xml:space="preserve">Als je een</w:delText>
         </w:r>
       </w:del>
-      <w:ins w:id="1007" w:author="Janou De Buyser" w:date="2026-10-25T10:00:00Z">
+      <w:ins w:id="1009" w:author="Janou De Buyser" w:date="2026-10-26T10:00:00Z">
         <w:r>
           <w:rPr>
             <w:rFonts w:cstheme="minorHAnsi"/>
@@ -775,7 +827,7 @@
         </w:rPr>
         <w:t xml:space="preserve"> bepaalde vraag niet wenst te beantwoorden, </w:t>
       </w:r>
-      <w:del w:id="1008" w:author="Janou De Buyser" w:date="2026-10-25T10:00:00Z">
+      <w:del w:id="1010" w:author="Janou De Buyser" w:date="2026-10-26T10:00:00Z">
         <w:r>
           <w:rPr>
             <w:rFonts w:cstheme="minorHAnsi"/>
@@ -787,7 +839,7 @@
           <w:delText xml:space="preserve">ben je daar</w:delText>
         </w:r>
       </w:del>
-      <w:ins w:id="1009" w:author="Janou De Buyser" w:date="2026-10-25T10:00:00Z">
+      <w:ins w:id="1011" w:author="Janou De Buyser" w:date="2026-10-26T10:00:00Z">
         <w:r>
           <w:rPr>
             <w:rFonts w:cstheme="minorHAnsi"/>
@@ -809,7 +861,7 @@
         </w:rPr>
         <w:t xml:space="preserve"> uiteraard niet toe verplicht. Daarnaast </w:t>
       </w:r>
-      <w:del w:id="1010" w:author="Janou De Buyser" w:date="2026-10-25T10:00:00Z">
+      <w:del w:id="1012" w:author="Janou De Buyser" w:date="2026-10-26T10:00:00Z">
         <w:r>
           <w:rPr>
             <w:rFonts w:cstheme="minorHAnsi"/>
@@ -821,7 +873,7 @@
           <w:delText xml:space="preserve">kan je op elk</w:delText>
         </w:r>
       </w:del>
-      <w:ins w:id="1011" w:author="Janou De Buyser" w:date="2026-10-25T10:00:00Z">
+      <w:ins w:id="1013" w:author="Janou De Buyser" w:date="2026-10-26T10:00:00Z">
         <w:r>
           <w:rPr>
             <w:rFonts w:cstheme="minorHAnsi"/>
@@ -843,7 +895,7 @@
         </w:rPr>
         <w:t xml:space="preserve"> moment beslissen om het interview stop te zetten, </w:t>
       </w:r>
-      <w:del w:id="1012" w:author="Janou De Buyser" w:date="2026-10-25T10:00:00Z">
+      <w:del w:id="1014" w:author="Janou De Buyser" w:date="2026-10-26T10:00:00Z">
         <w:r>
           <w:rPr>
             <w:rFonts w:cstheme="minorHAnsi"/>
@@ -855,7 +907,7 @@
           <w:delText xml:space="preserve">zonder dat je hiervoor</w:delText>
         </w:r>
       </w:del>
-      <w:ins w:id="1013" w:author="Janou De Buyser" w:date="2026-10-25T10:00:00Z">
+      <w:ins w:id="1015" w:author="Janou De Buyser" w:date="2026-10-26T10:00:00Z">
         <w:r>
           <w:rPr>
             <w:rFonts w:cstheme="minorHAnsi"/>
@@ -877,7 +929,7 @@
         </w:rPr>
         <w:t xml:space="preserve"> een reden hoeft op te geven. </w:t>
       </w:r>
-      <w:del w:id="1014" w:author="Janou De Buyser" w:date="2026-10-25T10:00:00Z">
+      <w:del w:id="1016" w:author="Janou De Buyser" w:date="2026-10-26T10:00:00Z">
         <w:r>
           <w:rPr>
             <w:rFonts w:cstheme="minorHAnsi"/>
@@ -889,7 +941,7 @@
           <w:delText xml:space="preserve">Je mag tijdens</w:delText>
         </w:r>
       </w:del>
-      <w:ins w:id="1015" w:author="Janou De Buyser" w:date="2026-10-25T10:00:00Z">
+      <w:ins w:id="1017" w:author="Janou De Buyser" w:date="2026-10-26T10:00:00Z">
         <w:r>
           <w:rPr>
             <w:rFonts w:cstheme="minorHAnsi"/>
@@ -911,7 +963,7 @@
         </w:rPr>
         <w:t xml:space="preserve"> het interview steeds verduidelijking vragen over de gestelde vragen. Het interview zal, </w:t>
       </w:r>
-      <w:del w:id="1016" w:author="Janou De Buyser" w:date="2026-10-25T10:00:00Z">
+      <w:del w:id="1018" w:author="Janou De Buyser" w:date="2026-10-26T10:00:00Z">
         <w:r>
           <w:rPr>
             <w:rFonts w:cstheme="minorHAnsi"/>
@@ -923,7 +975,7 @@
           <w:delText xml:space="preserve">mits jouw toestemming</w:delText>
         </w:r>
       </w:del>
-      <w:ins w:id="1017" w:author="Janou De Buyser" w:date="2026-10-25T10:00:00Z">
+      <w:ins w:id="1019" w:author="Janou De Buyser" w:date="2026-10-26T10:00:00Z">
         <w:r>
           <w:rPr>
             <w:rFonts w:cstheme="minorHAnsi"/>
@@ -1097,8 +1149,34 @@
           <w:szCs w:val="24"/>
           <w:lang w:val="nl-BE"/>
         </w:rPr>
-        <w:t>Naam, datum en Handtekening</w:t>
-      </w:r>
+        <w:t xml:space="preserve">Naam, datum en </w:t>
+      </w:r>
+      <w:del w:id="1024" w:author="Janou De Buyser" w:date="2026-10-26T10:00:00Z">
+        <w:r>
+          <w:rPr>
+            <w:rFonts w:cstheme="minorHAnsi"/>
+            <w:b/>
+            <w:color w:val="24303B"/>
+            <w:sz w:val="24"/>
+            <w:szCs w:val="24"/>
+            <w:lang w:val="nl-BE"/>
+          </w:rPr>
+          <w:delText xml:space="preserve">Handtekening</w:delText>
+        </w:r>
+      </w:del>
+      <w:ins w:id="1025" w:author="Janou De Buyser" w:date="2026-10-26T10:00:00Z">
+        <w:r>
+          <w:rPr>
+            <w:rFonts w:cstheme="minorHAnsi"/>
+            <w:b/>
+            <w:color w:val="24303B"/>
+            <w:sz w:val="24"/>
+            <w:szCs w:val="24"/>
+            <w:lang w:val="nl-BE"/>
+          </w:rPr>
+          <w:t xml:space="preserve">handtekening</w:t>
+        </w:r>
+      </w:ins>
     </w:p>
     <w:p>
       <w:pPr>
@@ -2066,7 +2144,7 @@
         </w:rPr>
         <w:t>è</w:t>
       </w:r>
-      <w:del w:id="1018" w:author="Janou De Buyser" w:date="2026-10-25T10:00:00Z">
+      <w:del w:id="1026" w:author="Janou De Buyser" w:date="2026-10-26T10:00:00Z">
         <w:r>
           <w:rPr>
             <w:color w:val="24303B"/>
@@ -2075,7 +2153,7 @@
           <w:delText>Werd alle</w:delText>
         </w:r>
       </w:del>
-      <w:ins w:id="1019" w:author="Janou De Buyser" w:date="2026-10-25T10:00:00Z">
+      <w:ins w:id="1027" w:author="Janou De Buyser" w:date="2026-10-26T10:00:00Z">
         <w:r>
           <w:rPr>
             <w:color w:val="24303B"/>
@@ -2485,6 +2563,30 @@
           <w:lang w:val="en-GB"/>
         </w:rPr>
       </w:pPr>
+      <w:del w:id="1028" w:author="Janou De Buyser" w:date="2026-10-26T10:00:00Z">
+        <w:r>
+          <w:rPr>
+            <w:b/>
+            <w:bCs/>
+            <w:color w:val="123A5F"/>
+            <w:highlight w:val="lightGray"/>
+            <w:lang w:val="en-GB"/>
+          </w:rPr>
+          <w:delText xml:space="preserve">k)</w:delText>
+        </w:r>
+      </w:del>
+      <w:ins w:id="1029" w:author="Janou De Buyser" w:date="2026-10-26T10:00:00Z">
+        <w:r>
+          <w:rPr>
+            <w:b/>
+            <w:bCs/>
+            <w:color w:val="123A5F"/>
+            <w:highlight w:val="lightGray"/>
+            <w:lang w:val="en-GB"/>
+          </w:rPr>
+          <w:t xml:space="preserve">(k)</w:t>
+        </w:r>
+      </w:ins>
       <w:r>
         <w:rPr>
           <w:b/>
@@ -2493,7 +2595,7 @@
           <w:highlight w:val="lightGray"/>
           <w:lang w:val="en-GB"/>
         </w:rPr>
-        <w:t>k) Level of satisfaction and acceptability of the intervention as a whole and the different components</w:t>
+        <w:t xml:space="preserve"> Level of satisfaction and acceptability of the intervention as a whole and the different components</w:t>
       </w:r>
       <w:r>
         <w:rPr>
@@ -3001,13 +3103,13 @@
       <w:pPr>
         <w:spacing w:line="259" w:lineRule="auto"/>
         <w:rPr>
-          <w:ins w:id="1020" w:author="Janou De Buyser" w:date="2026-10-25T10:00:00Z"/>
+          <w:ins w:id="1032" w:author="Janou De Buyser" w:date="2026-10-26T10:00:00Z"/>
           <w:rFonts w:cstheme="minorBidi"/>
           <w:b/>
           <w:bCs/>
         </w:rPr>
       </w:pPr>
-      <w:ins w:id="1021" w:author="Janou De Buyser" w:date="2026-10-25T10:00:00Z">
+      <w:ins w:id="1033" w:author="Janou De Buyser" w:date="2026-10-26T10:00:00Z">
         <w:r>
           <w:rPr>
             <w:rFonts w:cstheme="minorBidi"/>
@@ -3023,13 +3125,13 @@
       <w:pPr>
         <w:spacing w:line="259" w:lineRule="auto"/>
         <w:rPr>
-          <w:ins w:id="1022" w:author="Janou De Buyser" w:date="2026-10-25T10:00:00Z"/>
+          <w:ins w:id="1034" w:author="Janou De Buyser" w:date="2026-10-26T10:00:00Z"/>
           <w:rFonts w:cstheme="minorBidi"/>
           <w:b/>
           <w:bCs/>
         </w:rPr>
       </w:pPr>
-      <w:ins w:id="1023" w:author="Janou De Buyser" w:date="2026-10-25T10:00:00Z">
+      <w:ins w:id="1035" w:author="Janou De Buyser" w:date="2026-10-26T10:00:00Z">
         <w:commentRangeStart w:id="1"/>
         <w:r>
           <w:rPr>
@@ -3057,12 +3159,12 @@
         </w:numPr>
         <w:spacing w:after="0" w:line="257" w:lineRule="auto"/>
         <w:rPr>
-          <w:ins w:id="1024" w:author="Janou De Buyser" w:date="2026-10-25T10:00:00Z"/>
-          <w:rFonts w:cstheme="minorBidi"/>
-          <w:lang w:val="nl-BE"/>
-        </w:rPr>
-      </w:pPr>
-      <w:ins w:id="1025" w:author="Janou De Buyser" w:date="2026-10-25T10:00:00Z">
+          <w:ins w:id="1036" w:author="Janou De Buyser" w:date="2026-10-26T10:00:00Z"/>
+          <w:rFonts w:cstheme="minorBidi"/>
+          <w:lang w:val="nl-BE"/>
+        </w:rPr>
+      </w:pPr>
+      <w:ins w:id="1037" w:author="Janou De Buyser" w:date="2026-10-26T10:00:00Z">
         <w:r>
           <w:rPr>
             <w:rFonts w:cstheme="minorBidi"/>
@@ -3078,12 +3180,12 @@
         <w:spacing w:after="0" w:line="257" w:lineRule="auto"/>
         <w:ind w:left="720"/>
         <w:rPr>
-          <w:ins w:id="1026" w:author="Janou De Buyser" w:date="2026-10-25T10:00:00Z"/>
-          <w:rFonts w:cstheme="minorBidi"/>
-          <w:lang w:val="nl-BE"/>
-        </w:rPr>
-      </w:pPr>
-      <w:ins w:id="1027" w:author="Janou De Buyser" w:date="2026-10-25T10:00:00Z">
+          <w:ins w:id="1038" w:author="Janou De Buyser" w:date="2026-10-26T10:00:00Z"/>
+          <w:rFonts w:cstheme="minorBidi"/>
+          <w:lang w:val="nl-BE"/>
+        </w:rPr>
+      </w:pPr>
+      <w:ins w:id="1039" w:author="Janou De Buyser" w:date="2026-10-26T10:00:00Z">
         <w:r>
           <w:rPr>
             <w:rFonts w:ascii="Wingdings" w:eastAsia="Wingdings" w:hAnsi="Wingdings" w:cstheme="minorBidi"/>
@@ -3096,7 +3198,7 @@
             <w:color w:val="24303B"/>
             <w:lang w:val="nl-BE"/>
           </w:rPr>
-          <w:t xml:space="preserve">Wat betekende het voor u om te zien waar de druk op uw voet te hoog was?</w:t>
+          <w:t xml:space="preserve">Wat betekende het voor u om de resultaten van de drukmeting te zien en te bespreken?</w:t>
         </w:r>
       </w:ins>
     </w:p>
@@ -3108,12 +3210,12 @@
         </w:numPr>
         <w:spacing w:after="0" w:line="257" w:lineRule="auto"/>
         <w:rPr>
-          <w:ins w:id="1028" w:author="Janou De Buyser" w:date="2026-10-25T10:00:00Z"/>
-          <w:rFonts w:cstheme="minorBidi"/>
-          <w:lang w:val="nl-BE"/>
-        </w:rPr>
-      </w:pPr>
-      <w:ins w:id="1029" w:author="Janou De Buyser" w:date="2026-10-25T10:00:00Z">
+          <w:ins w:id="1040" w:author="Janou De Buyser" w:date="2026-10-26T10:00:00Z"/>
+          <w:rFonts w:cstheme="minorBidi"/>
+          <w:lang w:val="nl-BE"/>
+        </w:rPr>
+      </w:pPr>
+      <w:ins w:id="1041" w:author="Janou De Buyser" w:date="2026-10-26T10:00:00Z">
         <w:r>
           <w:rPr>
             <w:rFonts w:cstheme="minorBidi"/>
@@ -3132,12 +3234,12 @@
         </w:numPr>
         <w:spacing w:after="0" w:line="257" w:lineRule="auto"/>
         <w:rPr>
-          <w:ins w:id="1030" w:author="Janou De Buyser" w:date="2026-10-25T10:00:00Z"/>
-          <w:rFonts w:cstheme="minorBidi"/>
-          <w:lang w:val="nl-BE"/>
-        </w:rPr>
-      </w:pPr>
-      <w:ins w:id="1031" w:author="Janou De Buyser" w:date="2026-10-25T10:00:00Z">
+          <w:ins w:id="1042" w:author="Janou De Buyser" w:date="2026-10-26T10:00:00Z"/>
+          <w:rFonts w:cstheme="minorBidi"/>
+          <w:lang w:val="nl-BE"/>
+        </w:rPr>
+      </w:pPr>
+      <w:ins w:id="1043" w:author="Janou De Buyser" w:date="2026-10-26T10:00:00Z">
         <w:r>
           <w:rPr>
             <w:rFonts w:cstheme="minorBidi"/>
@@ -3153,12 +3255,12 @@
         <w:spacing w:after="0" w:line="257" w:lineRule="auto"/>
         <w:ind w:left="720"/>
         <w:rPr>
-          <w:ins w:id="1032" w:author="Janou De Buyser" w:date="2026-10-25T10:00:00Z"/>
-          <w:rFonts w:cstheme="minorBidi"/>
-          <w:lang w:val="nl-BE"/>
-        </w:rPr>
-      </w:pPr>
-      <w:ins w:id="1033" w:author="Janou De Buyser" w:date="2026-10-25T10:00:00Z">
+          <w:ins w:id="1044" w:author="Janou De Buyser" w:date="2026-10-26T10:00:00Z"/>
+          <w:rFonts w:cstheme="minorBidi"/>
+          <w:lang w:val="nl-BE"/>
+        </w:rPr>
+      </w:pPr>
+      <w:ins w:id="1045" w:author="Janou De Buyser" w:date="2026-10-26T10:00:00Z">
         <w:r>
           <w:rPr>
             <w:rFonts w:ascii="Wingdings" w:eastAsia="Wingdings" w:hAnsi="Wingdings" w:cstheme="minorBidi"/>
@@ -3180,12 +3282,12 @@
         <w:spacing w:after="0" w:line="257" w:lineRule="auto"/>
         <w:ind w:left="720"/>
         <w:rPr>
-          <w:ins w:id="1034" w:author="Janou De Buyser" w:date="2026-10-25T10:00:00Z"/>
-          <w:rFonts w:cstheme="minorBidi"/>
-          <w:lang w:val="nl-BE"/>
-        </w:rPr>
-      </w:pPr>
-      <w:ins w:id="1035" w:author="Janou De Buyser" w:date="2026-10-25T10:00:00Z">
+          <w:ins w:id="1046" w:author="Janou De Buyser" w:date="2026-10-26T10:00:00Z"/>
+          <w:rFonts w:cstheme="minorBidi"/>
+          <w:lang w:val="nl-BE"/>
+        </w:rPr>
+      </w:pPr>
+      <w:ins w:id="1047" w:author="Janou De Buyser" w:date="2026-10-26T10:00:00Z">
         <w:r>
           <w:rPr>
             <w:rFonts w:ascii="Wingdings" w:eastAsia="Wingdings" w:hAnsi="Wingdings" w:cstheme="minorBidi"/>
@@ -3210,12 +3312,12 @@
         </w:numPr>
         <w:spacing w:after="0" w:line="257" w:lineRule="auto"/>
         <w:rPr>
-          <w:ins w:id="1036" w:author="Janou De Buyser" w:date="2026-10-25T10:00:00Z"/>
-          <w:rFonts w:cstheme="minorBidi"/>
-          <w:lang w:val="nl-BE"/>
-        </w:rPr>
-      </w:pPr>
-      <w:ins w:id="1037" w:author="Janou De Buyser" w:date="2026-10-25T10:00:00Z">
+          <w:ins w:id="1048" w:author="Janou De Buyser" w:date="2026-10-26T10:00:00Z"/>
+          <w:rFonts w:cstheme="minorBidi"/>
+          <w:lang w:val="nl-BE"/>
+        </w:rPr>
+      </w:pPr>
+      <w:ins w:id="1049" w:author="Janou De Buyser" w:date="2026-10-26T10:00:00Z">
         <w:r>
           <w:rPr>
             <w:rFonts w:cstheme="minorBidi"/>
@@ -3503,7 +3605,7 @@
         </w:rPr>
         <w:t xml:space="preserve">Had de samenwerking met de zorgverlener invloed op hoe u </w:t>
       </w:r>
-      <w:del w:id="1040" w:author="Janou De Buyser" w:date="2026-10-25T10:00:00Z">
+      <w:del w:id="1052" w:author="Janou De Buyser" w:date="2026-10-26T10:00:00Z">
         <w:r>
           <w:rPr>
             <w:rFonts w:cstheme="minorBidi"/>
@@ -3513,7 +3615,7 @@
           <w:delText xml:space="preserve">de therapie</w:delText>
         </w:r>
       </w:del>
-      <w:ins w:id="1041" w:author="Janou De Buyser" w:date="2026-10-25T10:00:00Z">
+      <w:ins w:id="1053" w:author="Janou De Buyser" w:date="2026-10-26T10:00:00Z">
         <w:r>
           <w:rPr>
             <w:rFonts w:cstheme="minorBidi"/>
@@ -3728,7 +3830,7 @@
         </w:rPr>
         <w:t xml:space="preserve">In welke mate had uw motivatie invloed op wat u uit </w:t>
       </w:r>
-      <w:del w:id="1042" w:author="Janou De Buyser" w:date="2026-10-25T10:00:00Z">
+      <w:del w:id="1054" w:author="Janou De Buyser" w:date="2026-10-26T10:00:00Z">
         <w:r>
           <w:rPr>
             <w:rFonts w:cstheme="minorBidi"/>
@@ -3738,7 +3840,7 @@
           <w:delText xml:space="preserve">de therapie</w:delText>
         </w:r>
       </w:del>
-      <w:ins w:id="1043" w:author="Janou De Buyser" w:date="2026-10-25T10:00:00Z">
+      <w:ins w:id="1055" w:author="Janou De Buyser" w:date="2026-10-26T10:00:00Z">
         <w:r>
           <w:rPr>
             <w:rFonts w:cstheme="minorBidi"/>
@@ -3819,7 +3921,7 @@
         </w:rPr>
         <w:t xml:space="preserve">In hoeverre voelde u zich in staat om de </w:t>
       </w:r>
-      <w:del w:id="1038" w:author="Janou De Buyser" w:date="2026-10-25T10:00:00Z">
+      <w:del w:id="1050" w:author="Janou De Buyser" w:date="2026-10-26T10:00:00Z">
         <w:r>
           <w:rPr>
             <w:rFonts w:cstheme="minorBidi"/>
@@ -3829,7 +3931,7 @@
           <w:delText xml:space="preserve">adviezen of oefeningen uit de therapie</w:delText>
         </w:r>
       </w:del>
-      <w:ins w:id="1039" w:author="Janou De Buyser" w:date="2026-10-25T10:00:00Z">
+      <w:ins w:id="1051" w:author="Janou De Buyser" w:date="2026-10-26T10:00:00Z">
         <w:r>
           <w:rPr>
             <w:rFonts w:cstheme="minorBidi"/>
@@ -3942,7 +4044,7 @@
         </w:rPr>
         <w:t xml:space="preserve">Is uw vertrouwen in uzelf veranderd door </w:t>
       </w:r>
-      <w:del w:id="1044" w:author="Janou De Buyser" w:date="2026-10-25T10:00:00Z">
+      <w:del w:id="1056" w:author="Janou De Buyser" w:date="2026-10-26T10:00:00Z">
         <w:r>
           <w:rPr>
             <w:rFonts w:cstheme="minorBidi"/>
@@ -3952,7 +4054,7 @@
           <w:delText xml:space="preserve">de therapie</w:delText>
         </w:r>
       </w:del>
-      <w:ins w:id="1045" w:author="Janou De Buyser" w:date="2026-10-25T10:00:00Z">
+      <w:ins w:id="1057" w:author="Janou De Buyser" w:date="2026-10-26T10:00:00Z">
         <w:r>
           <w:rPr>
             <w:rFonts w:cstheme="minorBidi"/>
@@ -4050,7 +4152,7 @@
         </w:rPr>
         <w:t xml:space="preserve">Heeft </w:t>
       </w:r>
-      <w:del w:id="1046" w:author="Janou De Buyser" w:date="2026-10-25T10:00:00Z">
+      <w:del w:id="1058" w:author="Janou De Buyser" w:date="2026-10-26T10:00:00Z">
         <w:r>
           <w:rPr>
             <w:rFonts w:cstheme="minorBidi"/>
@@ -4060,7 +4162,7 @@
           <w:delText xml:space="preserve">de therapie</w:delText>
         </w:r>
       </w:del>
-      <w:ins w:id="1047" w:author="Janou De Buyser" w:date="2026-10-25T10:00:00Z">
+      <w:ins w:id="1059" w:author="Janou De Buyser" w:date="2026-10-26T10:00:00Z">
         <w:r>
           <w:rPr>
             <w:rFonts w:cstheme="minorBidi"/>
@@ -4126,7 +4228,7 @@
         </w:rPr>
         <w:t xml:space="preserve">Begrijpt u nu beter wat </w:t>
       </w:r>
-      <w:del w:id="1048" w:author="Janou De Buyser" w:date="2026-10-25T10:00:00Z">
+      <w:del w:id="1060" w:author="Janou De Buyser" w:date="2026-10-26T10:00:00Z">
         <w:r>
           <w:rPr>
             <w:rFonts w:cstheme="minorBidi"/>
@@ -4136,7 +4238,7 @@
           <w:delText xml:space="preserve">uw probleem</w:delText>
         </w:r>
       </w:del>
-      <w:ins w:id="1049" w:author="Janou De Buyser" w:date="2026-10-25T10:00:00Z">
+      <w:ins w:id="1061" w:author="Janou De Buyser" w:date="2026-10-26T10:00:00Z">
         <w:r>
           <w:rPr>
             <w:rFonts w:cstheme="minorBidi"/>
@@ -4609,6 +4711,30 @@
         </w:rPr>
         <w:t xml:space="preserve"> </w:t>
       </w:r>
+      <w:del w:id="1030" w:author="Janou De Buyser" w:date="2026-10-26T10:00:00Z">
+        <w:r>
+          <w:rPr>
+            <w:b/>
+            <w:bCs/>
+            <w:color w:val="24303B"/>
+            <w:highlight w:val="lightGray"/>
+            <w:lang w:val="en-GB"/>
+          </w:rPr>
+          <w:delText xml:space="preserve">o)</w:delText>
+        </w:r>
+      </w:del>
+      <w:ins w:id="1031" w:author="Janou De Buyser" w:date="2026-10-26T10:00:00Z">
+        <w:r>
+          <w:rPr>
+            <w:b/>
+            <w:bCs/>
+            <w:color w:val="24303B"/>
+            <w:highlight w:val="lightGray"/>
+            <w:lang w:val="en-GB"/>
+          </w:rPr>
+          <w:t xml:space="preserve">(o)</w:t>
+        </w:r>
+      </w:ins>
       <w:r>
         <w:rPr>
           <w:b/>
@@ -4617,7 +4743,7 @@
           <w:highlight w:val="lightGray"/>
           <w:lang w:val="en-GB"/>
         </w:rPr>
-        <w:t xml:space="preserve">o) </w:t>
+        <w:t xml:space="preserve"> </w:t>
       </w:r>
       <w:r>
         <w:rPr>
@@ -4998,13 +5124,13 @@
       <w:pPr>
         <w:spacing w:line="259" w:lineRule="auto"/>
         <w:rPr>
-          <w:ins w:id="1050" w:author="Janou De Buyser" w:date="2026-10-25T10:00:00Z"/>
+          <w:ins w:id="1062" w:author="Janou De Buyser" w:date="2026-10-26T10:00:00Z"/>
           <w:rFonts w:cstheme="minorBidi"/>
           <w:b/>
           <w:bCs/>
         </w:rPr>
       </w:pPr>
-      <w:ins w:id="1051" w:author="Janou De Buyser" w:date="2026-10-25T10:00:00Z">
+      <w:ins w:id="1063" w:author="Janou De Buyser" w:date="2026-10-26T10:00:00Z">
         <w:r>
           <w:rPr>
             <w:rFonts w:cstheme="minorBidi"/>
@@ -5024,12 +5150,12 @@
         </w:numPr>
         <w:spacing w:line="259" w:lineRule="auto"/>
         <w:rPr>
-          <w:ins w:id="1052" w:author="Janou De Buyser" w:date="2026-10-25T10:00:00Z"/>
-          <w:rFonts w:cstheme="minorBidi"/>
-          <w:lang w:val="nl-BE"/>
-        </w:rPr>
-      </w:pPr>
-      <w:ins w:id="1053" w:author="Janou De Buyser" w:date="2026-10-25T10:00:00Z">
+          <w:ins w:id="1064" w:author="Janou De Buyser" w:date="2026-10-26T10:00:00Z"/>
+          <w:rFonts w:cstheme="minorBidi"/>
+          <w:lang w:val="nl-BE"/>
+        </w:rPr>
+      </w:pPr>
+      <w:ins w:id="1065" w:author="Janou De Buyser" w:date="2026-10-26T10:00:00Z">
         <w:r>
           <w:rPr>
             <w:rFonts w:cstheme="minorBidi"/>
@@ -5048,12 +5174,12 @@
         </w:numPr>
         <w:spacing w:line="259" w:lineRule="auto"/>
         <w:rPr>
-          <w:ins w:id="1054" w:author="Janou De Buyser" w:date="2026-10-25T10:00:00Z"/>
-          <w:rFonts w:cstheme="minorBidi"/>
-          <w:lang w:val="nl-BE"/>
-        </w:rPr>
-      </w:pPr>
-      <w:ins w:id="1055" w:author="Janou De Buyser" w:date="2026-10-25T10:00:00Z">
+          <w:ins w:id="1066" w:author="Janou De Buyser" w:date="2026-10-26T10:00:00Z"/>
+          <w:rFonts w:cstheme="minorBidi"/>
+          <w:lang w:val="nl-BE"/>
+        </w:rPr>
+      </w:pPr>
+      <w:ins w:id="1067" w:author="Janou De Buyser" w:date="2026-10-26T10:00:00Z">
         <w:r>
           <w:rPr>
             <w:rFonts w:cstheme="minorBidi"/>
@@ -5068,12 +5194,12 @@
       <w:pPr>
         <w:spacing w:line="259" w:lineRule="auto"/>
         <w:rPr>
-          <w:ins w:id="1056" w:author="Janou De Buyser" w:date="2026-10-25T10:00:00Z"/>
-          <w:rFonts w:cstheme="minorBidi"/>
-          <w:lang w:val="nl-BE"/>
-        </w:rPr>
-      </w:pPr>
-      <w:ins w:id="1057" w:author="Janou De Buyser" w:date="2026-10-25T10:00:00Z">
+          <w:ins w:id="1068" w:author="Janou De Buyser" w:date="2026-10-26T10:00:00Z"/>
+          <w:rFonts w:cstheme="minorBidi"/>
+          <w:lang w:val="nl-BE"/>
+        </w:rPr>
+      </w:pPr>
+      <w:ins w:id="1069" w:author="Janou De Buyser" w:date="2026-10-26T10:00:00Z">
         <w:r>
           <w:rPr>
             <w:rFonts w:cstheme="minorBidi"/>
@@ -5095,11 +5221,11 @@
         </w:tabs>
         <w:spacing w:line="360" w:lineRule="auto"/>
         <w:rPr>
-          <w:ins w:id="1058" w:author="Janou De Buyser" w:date="2026-10-25T10:00:00Z"/>
+          <w:ins w:id="1070" w:author="Janou De Buyser" w:date="2026-10-26T10:00:00Z"/>
           <w:rFonts w:ascii="Calibri" w:hAnsi="Calibri" w:cs="Calibri"/>
         </w:rPr>
       </w:pPr>
-      <w:ins w:id="1059" w:author="Janou De Buyser" w:date="2026-10-25T10:00:00Z">
+      <w:ins w:id="1071" w:author="Janou De Buyser" w:date="2026-10-26T10:00:00Z">
         <w:r>
           <w:rPr>
             <w:color w:val="24303B"/>
@@ -5135,7 +5261,7 @@
 
 <file path=word/comments.xml><?xml version="1.0" encoding="utf-8"?>
 <w:comments xmlns:a="http://schemas.openxmlformats.org/drawingml/2006/main" xmlns:pic="http://schemas.openxmlformats.org/drawingml/2006/picture" xmlns:r="http://schemas.openxmlformats.org/officeDocument/2006/relationships" xmlns:w="http://schemas.openxmlformats.org/wordprocessingml/2006/main" xmlns:wp="http://schemas.openxmlformats.org/drawingml/2006/wordprocessingDrawing" xmlns:mc="http://schemas.openxmlformats.org/markup-compatibility/2006" xmlns:a14="http://schemas.microsoft.com/office/drawing/2010/main" xmlns:w14="http://schemas.microsoft.com/office/word/2010/wordml" xmlns:wpc="http://schemas.microsoft.com/office/word/2010/wordprocessingCanvas">
-  <w:comment w:id="0" w:author="Janou De Buyser" w:initials="JDB" w:date="2026-10-25T18:00:02Z">
+  <w:comment w:id="0" w:author="Janou De Buyser" w:initials="JDB" w:date="2026-10-26T06:44:29Z">
     <w:p>
       <w:pPr>
         <w:pStyle w:val="CommentText"/>
@@ -5151,7 +5277,7 @@
       </w:r>
     </w:p>
   </w:comment>
-  <w:comment w:id="1" w:author="Janou De Buyser" w:initials="JDB" w:date="2026-10-25T18:00:02Z">
+  <w:comment w:id="1" w:author="Janou De Buyser" w:initials="JDB" w:date="2026-10-26T06:44:29Z">
     <w:p>
       <w:pPr>
         <w:pStyle w:val="CommentText"/>
@@ -5163,7 +5289,7 @@
         <w:annotationRef/>
       </w:r>
       <w:r>
-        <w:t>Nieuw blok. De gids vroeg nog niet naar de afzonderlijke onderdelen van PARADISE, terwijl het manuscript expliciet wil weten hoe deelnemers reageren op hun eigen draaggegevens.</w:t>
+        <w:t>Nieuw blok. De gids vroeg nog niet naar de afzonderlijke onderdelen van PARADISE ("the different components" bij (k) in eCRF 39), terwijl het manuscript expliciet wil weten hoe deelnemers reageren op hun eigen draaggegevens.</w:t>
       </w:r>
     </w:p>
   </w:comment>
@@ -5293,7 +5419,7 @@
         <w:szCs w:val="16"/>
         <w:lang w:val="nl-BE"/>
       </w:rPr>
-      <w:t>patient</w:t>
+      <w:t>patiënt</w:t>
     </w:r>
     <w:proofErr w:type="spellEnd"/>
     <w:r>
